--- a/docs/IS_365_Report.docx
+++ b/docs/IS_365_Report.docx
@@ -96,7 +96,7 @@
           <w:color w:val="666666"/>
           <w:sz w:val="22"/>
         </w:rPr>
-        <w:t>Generated: June 21, 2026</w:t>
+        <w:t>Generated: June 23, 2026</w:t>
       </w:r>
     </w:p>
     <w:p>
@@ -957,6 +957,53 @@
           </w:p>
         </w:tc>
       </w:tr>
+      <w:tr>
+        <w:tc>
+          <w:tcPr>
+            <w:tcW w:type="dxa" w:w="2880"/>
+          </w:tcPr>
+          <w:p>
+            <w:r/>
+            <w:r>
+              <w:rPr>
+                <w:b w:val="0"/>
+                <w:sz w:val="20"/>
+              </w:rPr>
+              <w:t>Containerization</w:t>
+            </w:r>
+          </w:p>
+        </w:tc>
+        <w:tc>
+          <w:tcPr>
+            <w:tcW w:type="dxa" w:w="2880"/>
+          </w:tcPr>
+          <w:p>
+            <w:r/>
+            <w:r>
+              <w:rPr>
+                <w:b w:val="0"/>
+                <w:sz w:val="20"/>
+              </w:rPr>
+              <w:t>Docker &amp; Docker Compose</w:t>
+            </w:r>
+          </w:p>
+        </w:tc>
+        <w:tc>
+          <w:tcPr>
+            <w:tcW w:type="dxa" w:w="2880"/>
+          </w:tcPr>
+          <w:p>
+            <w:r/>
+            <w:r>
+              <w:rPr>
+                <w:b w:val="0"/>
+                <w:sz w:val="20"/>
+              </w:rPr>
+              <w:t>Option C bonus: containerized backend with Ollama orchestration.</w:t>
+            </w:r>
+          </w:p>
+        </w:tc>
+      </w:tr>
     </w:tbl>
     <w:p>
       <w:r>
@@ -1617,6 +1664,121 @@
       </w:tr>
     </w:tbl>
     <w:p>
+      <w:r>
+        <w:rPr>
+          <w:b/>
+          <w:sz w:val="20"/>
+        </w:rPr>
+        <w:t>Environment Setup Screenshots:</w:t>
+      </w:r>
+    </w:p>
+    <w:p>
+      <w:pPr>
+        <w:jc w:val="center"/>
+      </w:pPr>
+      <w:r>
+        <w:drawing>
+          <wp:inline xmlns:a="http://schemas.openxmlformats.org/drawingml/2006/main" xmlns:pic="http://schemas.openxmlformats.org/drawingml/2006/picture">
+            <wp:extent cx="4114800" cy="2314575"/>
+            <wp:docPr id="2" name="Picture 2"/>
+            <wp:cNvGraphicFramePr>
+              <a:graphicFrameLocks noChangeAspect="1"/>
+            </wp:cNvGraphicFramePr>
+            <a:graphic>
+              <a:graphicData uri="http://schemas.openxmlformats.org/drawingml/2006/picture">
+                <pic:pic>
+                  <pic:nvPicPr>
+                    <pic:cNvPr id="0" name="09_venv_activated.png"/>
+                    <pic:cNvPicPr/>
+                  </pic:nvPicPr>
+                  <pic:blipFill>
+                    <a:blip r:embed="rId10"/>
+                    <a:stretch>
+                      <a:fillRect/>
+                    </a:stretch>
+                  </pic:blipFill>
+                  <pic:spPr>
+                    <a:xfrm>
+                      <a:off x="0" y="0"/>
+                      <a:ext cx="4114800" cy="2314575"/>
+                    </a:xfrm>
+                    <a:prstGeom prst="rect"/>
+                  </pic:spPr>
+                </pic:pic>
+              </a:graphicData>
+            </a:graphic>
+          </wp:inline>
+        </w:drawing>
+      </w:r>
+    </w:p>
+    <w:p>
+      <w:pPr>
+        <w:spacing w:before="0" w:after="120"/>
+        <w:jc w:val="center"/>
+      </w:pPr>
+      <w:r>
+        <w:rPr>
+          <w:i/>
+          <w:color w:val="666666"/>
+          <w:sz w:val="16"/>
+        </w:rPr>
+        <w:t>Figure 2: Activated virtual environment in PowerShell showing Python version and activation prompt.</w:t>
+      </w:r>
+    </w:p>
+    <w:p>
+      <w:pPr>
+        <w:jc w:val="center"/>
+      </w:pPr>
+      <w:r>
+        <w:drawing>
+          <wp:inline xmlns:a="http://schemas.openxmlformats.org/drawingml/2006/main" xmlns:pic="http://schemas.openxmlformats.org/drawingml/2006/picture">
+            <wp:extent cx="4114800" cy="2893219"/>
+            <wp:docPr id="3" name="Picture 3"/>
+            <wp:cNvGraphicFramePr>
+              <a:graphicFrameLocks noChangeAspect="1"/>
+            </wp:cNvGraphicFramePr>
+            <a:graphic>
+              <a:graphicData uri="http://schemas.openxmlformats.org/drawingml/2006/picture">
+                <pic:pic>
+                  <pic:nvPicPr>
+                    <pic:cNvPr id="0" name="10_pip_list.png"/>
+                    <pic:cNvPicPr/>
+                  </pic:nvPicPr>
+                  <pic:blipFill>
+                    <a:blip r:embed="rId11"/>
+                    <a:stretch>
+                      <a:fillRect/>
+                    </a:stretch>
+                  </pic:blipFill>
+                  <pic:spPr>
+                    <a:xfrm>
+                      <a:off x="0" y="0"/>
+                      <a:ext cx="4114800" cy="2893219"/>
+                    </a:xfrm>
+                    <a:prstGeom prst="rect"/>
+                  </pic:spPr>
+                </pic:pic>
+              </a:graphicData>
+            </a:graphic>
+          </wp:inline>
+        </w:drawing>
+      </w:r>
+    </w:p>
+    <w:p>
+      <w:pPr>
+        <w:spacing w:before="0" w:after="120"/>
+        <w:jc w:val="center"/>
+      </w:pPr>
+      <w:r>
+        <w:rPr>
+          <w:i/>
+          <w:color w:val="666666"/>
+          <w:sz w:val="16"/>
+        </w:rPr>
+        <w:t>Figure 3: Installed Python packages via pip list showing all required dependencies.</w:t>
+      </w:r>
+    </w:p>
+    <w:p>
       <w:pPr>
         <w:pStyle w:val="Heading2"/>
       </w:pPr>
@@ -1669,6 +1831,121 @@
       </w:r>
       <w:r>
         <w:t>The Ollama REST API is available at http://localhost:11434/api/generate.</w:t>
+      </w:r>
+    </w:p>
+    <w:p>
+      <w:r>
+        <w:rPr>
+          <w:b/>
+          <w:sz w:val="20"/>
+        </w:rPr>
+        <w:t>Ollama Setup Screenshots:</w:t>
+      </w:r>
+    </w:p>
+    <w:p>
+      <w:pPr>
+        <w:jc w:val="center"/>
+      </w:pPr>
+      <w:r>
+        <w:drawing>
+          <wp:inline xmlns:a="http://schemas.openxmlformats.org/drawingml/2006/main" xmlns:pic="http://schemas.openxmlformats.org/drawingml/2006/picture">
+            <wp:extent cx="4114800" cy="2314575"/>
+            <wp:docPr id="4" name="Picture 4"/>
+            <wp:cNvGraphicFramePr>
+              <a:graphicFrameLocks noChangeAspect="1"/>
+            </wp:cNvGraphicFramePr>
+            <a:graphic>
+              <a:graphicData uri="http://schemas.openxmlformats.org/drawingml/2006/picture">
+                <pic:pic>
+                  <pic:nvPicPr>
+                    <pic:cNvPr id="0" name="11_ollama_running.png"/>
+                    <pic:cNvPicPr/>
+                  </pic:nvPicPr>
+                  <pic:blipFill>
+                    <a:blip r:embed="rId12"/>
+                    <a:stretch>
+                      <a:fillRect/>
+                    </a:stretch>
+                  </pic:blipFill>
+                  <pic:spPr>
+                    <a:xfrm>
+                      <a:off x="0" y="0"/>
+                      <a:ext cx="4114800" cy="2314575"/>
+                    </a:xfrm>
+                    <a:prstGeom prst="rect"/>
+                  </pic:spPr>
+                </pic:pic>
+              </a:graphicData>
+            </a:graphic>
+          </wp:inline>
+        </w:drawing>
+      </w:r>
+    </w:p>
+    <w:p>
+      <w:pPr>
+        <w:spacing w:before="0" w:after="120"/>
+        <w:jc w:val="center"/>
+      </w:pPr>
+      <w:r>
+        <w:rPr>
+          <w:i/>
+          <w:color w:val="666666"/>
+          <w:sz w:val="16"/>
+        </w:rPr>
+        <w:t>Figure 4: Ollama server running with llama3.2:1b model loaded and ready.</w:t>
+      </w:r>
+    </w:p>
+    <w:p>
+      <w:pPr>
+        <w:jc w:val="center"/>
+      </w:pPr>
+      <w:r>
+        <w:drawing>
+          <wp:inline xmlns:a="http://schemas.openxmlformats.org/drawingml/2006/main" xmlns:pic="http://schemas.openxmlformats.org/drawingml/2006/picture">
+            <wp:extent cx="4114800" cy="2893219"/>
+            <wp:docPr id="5" name="Picture 5"/>
+            <wp:cNvGraphicFramePr>
+              <a:graphicFrameLocks noChangeAspect="1"/>
+            </wp:cNvGraphicFramePr>
+            <a:graphic>
+              <a:graphicData uri="http://schemas.openxmlformats.org/drawingml/2006/picture">
+                <pic:pic>
+                  <pic:nvPicPr>
+                    <pic:cNvPr id="0" name="02_health_response.png"/>
+                    <pic:cNvPicPr/>
+                  </pic:nvPicPr>
+                  <pic:blipFill>
+                    <a:blip r:embed="rId13"/>
+                    <a:stretch>
+                      <a:fillRect/>
+                    </a:stretch>
+                  </pic:blipFill>
+                  <pic:spPr>
+                    <a:xfrm>
+                      <a:off x="0" y="0"/>
+                      <a:ext cx="4114800" cy="2893219"/>
+                    </a:xfrm>
+                    <a:prstGeom prst="rect"/>
+                  </pic:spPr>
+                </pic:pic>
+              </a:graphicData>
+            </a:graphic>
+          </wp:inline>
+        </w:drawing>
+      </w:r>
+    </w:p>
+    <w:p>
+      <w:pPr>
+        <w:spacing w:before="0" w:after="120"/>
+        <w:jc w:val="center"/>
+      </w:pPr>
+      <w:r>
+        <w:rPr>
+          <w:i/>
+          <w:color w:val="666666"/>
+          <w:sz w:val="16"/>
+        </w:rPr>
+        <w:t>Figure 5: Health check API response showing LLM connected status and system readiness.</w:t>
       </w:r>
     </w:p>
     <w:p>
@@ -2106,6 +2383,121 @@
         </w:tc>
       </w:tr>
     </w:tbl>
+    <w:p>
+      <w:r>
+        <w:rPr>
+          <w:b/>
+          <w:sz w:val="20"/>
+        </w:rPr>
+        <w:t>Backend API Screenshots:</w:t>
+      </w:r>
+    </w:p>
+    <w:p>
+      <w:pPr>
+        <w:jc w:val="center"/>
+      </w:pPr>
+      <w:r>
+        <w:drawing>
+          <wp:inline xmlns:a="http://schemas.openxmlformats.org/drawingml/2006/main" xmlns:pic="http://schemas.openxmlformats.org/drawingml/2006/picture">
+            <wp:extent cx="4114800" cy="2893219"/>
+            <wp:docPr id="6" name="Picture 6"/>
+            <wp:cNvGraphicFramePr>
+              <a:graphicFrameLocks noChangeAspect="1"/>
+            </wp:cNvGraphicFramePr>
+            <a:graphic>
+              <a:graphicData uri="http://schemas.openxmlformats.org/drawingml/2006/picture">
+                <pic:pic>
+                  <pic:nvPicPr>
+                    <pic:cNvPr id="0" name="01_swagger_docs.png"/>
+                    <pic:cNvPicPr/>
+                  </pic:nvPicPr>
+                  <pic:blipFill>
+                    <a:blip r:embed="rId14"/>
+                    <a:stretch>
+                      <a:fillRect/>
+                    </a:stretch>
+                  </pic:blipFill>
+                  <pic:spPr>
+                    <a:xfrm>
+                      <a:off x="0" y="0"/>
+                      <a:ext cx="4114800" cy="2893219"/>
+                    </a:xfrm>
+                    <a:prstGeom prst="rect"/>
+                  </pic:spPr>
+                </pic:pic>
+              </a:graphicData>
+            </a:graphic>
+          </wp:inline>
+        </w:drawing>
+      </w:r>
+    </w:p>
+    <w:p>
+      <w:pPr>
+        <w:spacing w:before="0" w:after="120"/>
+        <w:jc w:val="center"/>
+      </w:pPr>
+      <w:r>
+        <w:rPr>
+          <w:i/>
+          <w:color w:val="666666"/>
+          <w:sz w:val="16"/>
+        </w:rPr>
+        <w:t>Figure 6: FastAPI Swagger UI at /docs showing all four API endpoints with request/response schemas.</w:t>
+      </w:r>
+    </w:p>
+    <w:p>
+      <w:pPr>
+        <w:jc w:val="center"/>
+      </w:pPr>
+      <w:r>
+        <w:drawing>
+          <wp:inline xmlns:a="http://schemas.openxmlformats.org/drawingml/2006/main" xmlns:pic="http://schemas.openxmlformats.org/drawingml/2006/picture">
+            <wp:extent cx="4114800" cy="2893219"/>
+            <wp:docPr id="7" name="Picture 7"/>
+            <wp:cNvGraphicFramePr>
+              <a:graphicFrameLocks noChangeAspect="1"/>
+            </wp:cNvGraphicFramePr>
+            <a:graphic>
+              <a:graphicData uri="http://schemas.openxmlformats.org/drawingml/2006/picture">
+                <pic:pic>
+                  <pic:nvPicPr>
+                    <pic:cNvPr id="0" name="03_ask_response.png"/>
+                    <pic:cNvPicPr/>
+                  </pic:nvPicPr>
+                  <pic:blipFill>
+                    <a:blip r:embed="rId15"/>
+                    <a:stretch>
+                      <a:fillRect/>
+                    </a:stretch>
+                  </pic:blipFill>
+                  <pic:spPr>
+                    <a:xfrm>
+                      <a:off x="0" y="0"/>
+                      <a:ext cx="4114800" cy="2893219"/>
+                    </a:xfrm>
+                    <a:prstGeom prst="rect"/>
+                  </pic:spPr>
+                </pic:pic>
+              </a:graphicData>
+            </a:graphic>
+          </wp:inline>
+        </w:drawing>
+      </w:r>
+    </w:p>
+    <w:p>
+      <w:pPr>
+        <w:spacing w:before="0" w:after="120"/>
+        <w:jc w:val="center"/>
+      </w:pPr>
+      <w:r>
+        <w:rPr>
+          <w:i/>
+          <w:color w:val="666666"/>
+          <w:sz w:val="16"/>
+        </w:rPr>
+        <w:t>Figure 7: POST /ask API response showing structured answer with RAG context, sources, and confidence score.</w:t>
+      </w:r>
+    </w:p>
     <w:p/>
     <w:p>
       <w:r>
@@ -2265,6 +2657,121 @@
       </w:r>
     </w:p>
     <w:p>
+      <w:r>
+        <w:rPr>
+          <w:b/>
+          <w:sz w:val="20"/>
+        </w:rPr>
+        <w:t>Frontend Screenshots:</w:t>
+      </w:r>
+    </w:p>
+    <w:p>
+      <w:pPr>
+        <w:jc w:val="center"/>
+      </w:pPr>
+      <w:r>
+        <w:drawing>
+          <wp:inline xmlns:a="http://schemas.openxmlformats.org/drawingml/2006/main" xmlns:pic="http://schemas.openxmlformats.org/drawingml/2006/picture">
+            <wp:extent cx="4114800" cy="2893219"/>
+            <wp:docPr id="8" name="Picture 8"/>
+            <wp:cNvGraphicFramePr>
+              <a:graphicFrameLocks noChangeAspect="1"/>
+            </wp:cNvGraphicFramePr>
+            <a:graphic>
+              <a:graphicData uri="http://schemas.openxmlformats.org/drawingml/2006/picture">
+                <pic:pic>
+                  <pic:nvPicPr>
+                    <pic:cNvPr id="0" name="04_frontend.png"/>
+                    <pic:cNvPicPr/>
+                  </pic:nvPicPr>
+                  <pic:blipFill>
+                    <a:blip r:embed="rId16"/>
+                    <a:stretch>
+                      <a:fillRect/>
+                    </a:stretch>
+                  </pic:blipFill>
+                  <pic:spPr>
+                    <a:xfrm>
+                      <a:off x="0" y="0"/>
+                      <a:ext cx="4114800" cy="2893219"/>
+                    </a:xfrm>
+                    <a:prstGeom prst="rect"/>
+                  </pic:spPr>
+                </pic:pic>
+              </a:graphicData>
+            </a:graphic>
+          </wp:inline>
+        </w:drawing>
+      </w:r>
+    </w:p>
+    <w:p>
+      <w:pPr>
+        <w:spacing w:before="0" w:after="120"/>
+        <w:jc w:val="center"/>
+      </w:pPr>
+      <w:r>
+        <w:rPr>
+          <w:i/>
+          <w:color w:val="666666"/>
+          <w:sz w:val="16"/>
+        </w:rPr>
+        <w:t>Figure 8: Frontend chat interface showing the welcome splash screen with suggestion cards and sidebar navigation.</w:t>
+      </w:r>
+    </w:p>
+    <w:p>
+      <w:pPr>
+        <w:jc w:val="center"/>
+      </w:pPr>
+      <w:r>
+        <w:drawing>
+          <wp:inline xmlns:a="http://schemas.openxmlformats.org/drawingml/2006/main" xmlns:pic="http://schemas.openxmlformats.org/drawingml/2006/picture">
+            <wp:extent cx="4114800" cy="5486400"/>
+            <wp:docPr id="9" name="Picture 9"/>
+            <wp:cNvGraphicFramePr>
+              <a:graphicFrameLocks noChangeAspect="1"/>
+            </wp:cNvGraphicFramePr>
+            <a:graphic>
+              <a:graphicData uri="http://schemas.openxmlformats.org/drawingml/2006/picture">
+                <pic:pic>
+                  <pic:nvPicPr>
+                    <pic:cNvPr id="0" name="12_frontend_qa.png"/>
+                    <pic:cNvPicPr/>
+                  </pic:nvPicPr>
+                  <pic:blipFill>
+                    <a:blip r:embed="rId17"/>
+                    <a:stretch>
+                      <a:fillRect/>
+                    </a:stretch>
+                  </pic:blipFill>
+                  <pic:spPr>
+                    <a:xfrm>
+                      <a:off x="0" y="0"/>
+                      <a:ext cx="4114800" cy="5486400"/>
+                    </a:xfrm>
+                    <a:prstGeom prst="rect"/>
+                  </pic:spPr>
+                </pic:pic>
+              </a:graphicData>
+            </a:graphic>
+          </wp:inline>
+        </w:drawing>
+      </w:r>
+    </w:p>
+    <w:p>
+      <w:pPr>
+        <w:spacing w:before="0" w:after="120"/>
+        <w:jc w:val="center"/>
+      </w:pPr>
+      <w:r>
+        <w:rPr>
+          <w:i/>
+          <w:color w:val="666666"/>
+          <w:sz w:val="16"/>
+        </w:rPr>
+        <w:t>Figure 9: Question-and-answer interaction between student and UDSM AI Assistant with structured response.</w:t>
+      </w:r>
+    </w:p>
+    <w:p>
       <w:pPr>
         <w:pStyle w:val="Heading3"/>
       </w:pPr>
@@ -2358,6 +2865,68 @@
       </w:r>
       <w:r>
         <w:t>Verifies the root endpoint serves the SPA HTML correctly with proper content-type header.</w:t>
+      </w:r>
+    </w:p>
+    <w:p>
+      <w:r>
+        <w:rPr>
+          <w:b/>
+          <w:sz w:val="20"/>
+        </w:rPr>
+        <w:t>Test Results Screenshot:</w:t>
+      </w:r>
+    </w:p>
+    <w:p>
+      <w:pPr>
+        <w:jc w:val="center"/>
+      </w:pPr>
+      <w:r>
+        <w:drawing>
+          <wp:inline xmlns:a="http://schemas.openxmlformats.org/drawingml/2006/main" xmlns:pic="http://schemas.openxmlformats.org/drawingml/2006/picture">
+            <wp:extent cx="4114800" cy="2893219"/>
+            <wp:docPr id="10" name="Picture 10"/>
+            <wp:cNvGraphicFramePr>
+              <a:graphicFrameLocks noChangeAspect="1"/>
+            </wp:cNvGraphicFramePr>
+            <a:graphic>
+              <a:graphicData uri="http://schemas.openxmlformats.org/drawingml/2006/picture">
+                <pic:pic>
+                  <pic:nvPicPr>
+                    <pic:cNvPr id="0" name="08_test_results.png"/>
+                    <pic:cNvPicPr/>
+                  </pic:nvPicPr>
+                  <pic:blipFill>
+                    <a:blip r:embed="rId18"/>
+                    <a:stretch>
+                      <a:fillRect/>
+                    </a:stretch>
+                  </pic:blipFill>
+                  <pic:spPr>
+                    <a:xfrm>
+                      <a:off x="0" y="0"/>
+                      <a:ext cx="4114800" cy="2893219"/>
+                    </a:xfrm>
+                    <a:prstGeom prst="rect"/>
+                  </pic:spPr>
+                </pic:pic>
+              </a:graphicData>
+            </a:graphic>
+          </wp:inline>
+        </w:drawing>
+      </w:r>
+    </w:p>
+    <w:p>
+      <w:pPr>
+        <w:spacing w:before="0" w:after="120"/>
+        <w:jc w:val="center"/>
+      </w:pPr>
+      <w:r>
+        <w:rPr>
+          <w:i/>
+          <w:color w:val="666666"/>
+          <w:sz w:val="16"/>
+        </w:rPr>
+        <w:t>Figure 10: Pytest test results showing all 16 tests passing with detailed test case names and durations.</w:t>
       </w:r>
     </w:p>
     <w:p>
@@ -2479,6 +3048,11 @@
         <w:t>sections.append(f"Student question: {question}")</w:t>
         <w:br/>
         <w:t>prompt = "\n\n".join(sections)</w:t>
+      </w:r>
+    </w:p>
+    <w:p>
+      <w:r>
+        <w:t>Note: A detailed HTML-based prompt comparison showing original vs improved prompts and side-by-side response comparisons is available in the evidence package at docs/screenshots/prompt_comparison.html (see Appendix B for code comparison).</w:t>
       </w:r>
     </w:p>
     <w:p>
@@ -2753,6 +3327,121 @@
     </w:tbl>
     <w:p>
       <w:r>
+        <w:rPr>
+          <w:b/>
+          <w:sz w:val="20"/>
+        </w:rPr>
+        <w:t>Error Handling Screenshots:</w:t>
+      </w:r>
+    </w:p>
+    <w:p>
+      <w:pPr>
+        <w:jc w:val="center"/>
+      </w:pPr>
+      <w:r>
+        <w:drawing>
+          <wp:inline xmlns:a="http://schemas.openxmlformats.org/drawingml/2006/main" xmlns:pic="http://schemas.openxmlformats.org/drawingml/2006/picture">
+            <wp:extent cx="4114800" cy="2893219"/>
+            <wp:docPr id="11" name="Picture 11"/>
+            <wp:cNvGraphicFramePr>
+              <a:graphicFrameLocks noChangeAspect="1"/>
+            </wp:cNvGraphicFramePr>
+            <a:graphic>
+              <a:graphicData uri="http://schemas.openxmlformats.org/drawingml/2006/picture">
+                <pic:pic>
+                  <pic:nvPicPr>
+                    <pic:cNvPr id="0" name="05_error_empty_question.png"/>
+                    <pic:cNvPicPr/>
+                  </pic:nvPicPr>
+                  <pic:blipFill>
+                    <a:blip r:embed="rId19"/>
+                    <a:stretch>
+                      <a:fillRect/>
+                    </a:stretch>
+                  </pic:blipFill>
+                  <pic:spPr>
+                    <a:xfrm>
+                      <a:off x="0" y="0"/>
+                      <a:ext cx="4114800" cy="2893219"/>
+                    </a:xfrm>
+                    <a:prstGeom prst="rect"/>
+                  </pic:spPr>
+                </pic:pic>
+              </a:graphicData>
+            </a:graphic>
+          </wp:inline>
+        </w:drawing>
+      </w:r>
+    </w:p>
+    <w:p>
+      <w:pPr>
+        <w:spacing w:before="0" w:after="120"/>
+        <w:jc w:val="center"/>
+      </w:pPr>
+      <w:r>
+        <w:rPr>
+          <w:i/>
+          <w:color w:val="666666"/>
+          <w:sz w:val="16"/>
+        </w:rPr>
+        <w:t>Figure 11: Empty question error handling — frontend raises alert and backend returns HTTP 400.</w:t>
+      </w:r>
+    </w:p>
+    <w:p>
+      <w:pPr>
+        <w:jc w:val="center"/>
+      </w:pPr>
+      <w:r>
+        <w:drawing>
+          <wp:inline xmlns:a="http://schemas.openxmlformats.org/drawingml/2006/main" xmlns:pic="http://schemas.openxmlformats.org/drawingml/2006/picture">
+            <wp:extent cx="4114800" cy="2893219"/>
+            <wp:docPr id="12" name="Picture 12"/>
+            <wp:cNvGraphicFramePr>
+              <a:graphicFrameLocks noChangeAspect="1"/>
+            </wp:cNvGraphicFramePr>
+            <a:graphic>
+              <a:graphicData uri="http://schemas.openxmlformats.org/drawingml/2006/picture">
+                <pic:pic>
+                  <pic:nvPicPr>
+                    <pic:cNvPr id="0" name="06_error_handling_summary.png"/>
+                    <pic:cNvPicPr/>
+                  </pic:nvPicPr>
+                  <pic:blipFill>
+                    <a:blip r:embed="rId20"/>
+                    <a:stretch>
+                      <a:fillRect/>
+                    </a:stretch>
+                  </pic:blipFill>
+                  <pic:spPr>
+                    <a:xfrm>
+                      <a:off x="0" y="0"/>
+                      <a:ext cx="4114800" cy="2893219"/>
+                    </a:xfrm>
+                    <a:prstGeom prst="rect"/>
+                  </pic:spPr>
+                </pic:pic>
+              </a:graphicData>
+            </a:graphic>
+          </wp:inline>
+        </w:drawing>
+      </w:r>
+    </w:p>
+    <w:p>
+      <w:pPr>
+        <w:spacing w:before="0" w:after="120"/>
+        <w:jc w:val="center"/>
+      </w:pPr>
+      <w:r>
+        <w:rPr>
+          <w:i/>
+          <w:color w:val="666666"/>
+          <w:sz w:val="16"/>
+        </w:rPr>
+        <w:t>Figure 12: Error handling summary showing backend-down, LLM-down, and slow-response scenarios.</w:t>
+      </w:r>
+    </w:p>
+    <w:p>
+      <w:r>
         <w:br w:type="page"/>
       </w:r>
     </w:p>
@@ -2955,6 +3644,68 @@
         <w:t>2026-06-21 00:49:04,538 [ERROR] llm_client - Failed to connect to Ollama: Read timed out.</w:t>
         <w:br/>
         <w:t>2026-06-21 00:53:42,848 [INFO] student_support_backend - Health check endpoint called.</w:t>
+      </w:r>
+    </w:p>
+    <w:p>
+      <w:r>
+        <w:rPr>
+          <w:b/>
+          <w:sz w:val="20"/>
+        </w:rPr>
+        <w:t>Log File Screenshot:</w:t>
+      </w:r>
+    </w:p>
+    <w:p>
+      <w:pPr>
+        <w:jc w:val="center"/>
+      </w:pPr>
+      <w:r>
+        <w:drawing>
+          <wp:inline xmlns:a="http://schemas.openxmlformats.org/drawingml/2006/main" xmlns:pic="http://schemas.openxmlformats.org/drawingml/2006/picture">
+            <wp:extent cx="4114800" cy="2893219"/>
+            <wp:docPr id="13" name="Picture 13"/>
+            <wp:cNvGraphicFramePr>
+              <a:graphicFrameLocks noChangeAspect="1"/>
+            </wp:cNvGraphicFramePr>
+            <a:graphic>
+              <a:graphicData uri="http://schemas.openxmlformats.org/drawingml/2006/picture">
+                <pic:pic>
+                  <pic:nvPicPr>
+                    <pic:cNvPr id="0" name="07_log_file.png"/>
+                    <pic:cNvPicPr/>
+                  </pic:nvPicPr>
+                  <pic:blipFill>
+                    <a:blip r:embed="rId21"/>
+                    <a:stretch>
+                      <a:fillRect/>
+                    </a:stretch>
+                  </pic:blipFill>
+                  <pic:spPr>
+                    <a:xfrm>
+                      <a:off x="0" y="0"/>
+                      <a:ext cx="4114800" cy="2893219"/>
+                    </a:xfrm>
+                    <a:prstGeom prst="rect"/>
+                  </pic:spPr>
+                </pic:pic>
+              </a:graphicData>
+            </a:graphic>
+          </wp:inline>
+        </w:drawing>
+      </w:r>
+    </w:p>
+    <w:p>
+      <w:pPr>
+        <w:spacing w:before="0" w:after="120"/>
+        <w:jc w:val="center"/>
+      </w:pPr>
+      <w:r>
+        <w:rPr>
+          <w:i/>
+          <w:color w:val="666666"/>
+          <w:sz w:val="16"/>
+        </w:rPr>
+        <w:t>Figure 13: Application log file extract showing timestamped entries for received questions, generated answers, and system events.</w:t>
       </w:r>
     </w:p>
     <w:p>
@@ -4082,6 +4833,84 @@
       </w:r>
     </w:p>
     <w:p>
+      <w:pPr>
+        <w:pStyle w:val="Heading2"/>
+      </w:pPr>
+      <w:r>
+        <w:t>Option C: Docker Containerization</w:t>
+      </w:r>
+    </w:p>
+    <w:p>
+      <w:pPr>
+        <w:pStyle w:val="ListBullet"/>
+      </w:pPr>
+      <w:r>
+        <w:rPr>
+          <w:b/>
+        </w:rPr>
+        <w:t xml:space="preserve">Dockerfile: </w:t>
+      </w:r>
+      <w:r>
+        <w:t>Dockerfile packages the FastAPI backend in a Python 3.13-slim image with all dependencies.</w:t>
+      </w:r>
+    </w:p>
+    <w:p>
+      <w:pPr>
+        <w:pStyle w:val="ListBullet"/>
+      </w:pPr>
+      <w:r>
+        <w:rPr>
+          <w:b/>
+        </w:rPr>
+        <w:t xml:space="preserve">Docker Compose: </w:t>
+      </w:r>
+      <w:r>
+        <w:t>docker-compose.yml orchestrates three services: Ollama (LLM server), ollama-setup (model pull), and the FastAPI backend.</w:t>
+      </w:r>
+    </w:p>
+    <w:p>
+      <w:pPr>
+        <w:pStyle w:val="ListBullet"/>
+      </w:pPr>
+      <w:r>
+        <w:rPr>
+          <w:b/>
+        </w:rPr>
+        <w:t xml:space="preserve">Optimization: </w:t>
+      </w:r>
+      <w:r>
+        <w:t>.dockerignore excludes unnecessary files (venv, logs, tests, docs) from the build context.</w:t>
+      </w:r>
+    </w:p>
+    <w:p>
+      <w:pPr>
+        <w:pStyle w:val="ListBullet"/>
+      </w:pPr>
+      <w:r>
+        <w:rPr>
+          <w:b/>
+        </w:rPr>
+        <w:t xml:space="preserve">Health Checks: </w:t>
+      </w:r>
+      <w:r>
+        <w:t>Health checks ensure services are running before accepting traffic.</w:t>
+      </w:r>
+    </w:p>
+    <w:p>
+      <w:pPr>
+        <w:pStyle w:val="ListBullet"/>
+      </w:pPr>
+      <w:r>
+        <w:rPr>
+          <w:b/>
+        </w:rPr>
+        <w:t xml:space="preserve">Volume Persistence: </w:t>
+      </w:r>
+      <w:r>
+        <w:t>Shared volume (ollama_data) persists model data across container restarts.</w:t>
+      </w:r>
+    </w:p>
+    <w:p>
       <w:r>
         <w:br w:type="page"/>
       </w:r>
@@ -4309,6 +5138,12 @@
         <w:t>├── requirements.txt         # Python dependencies</w:t>
         <w:br/>
         <w:t>├── README.md                # Setup and operations guide</w:t>
+        <w:br/>
+        <w:t>├── Dockerfile              # Container image (Option C)</w:t>
+        <w:br/>
+        <w:t>├── docker-compose.yml      # Orchestrates Ollama + Backend (Option C)</w:t>
+        <w:br/>
+        <w:t>├── .dockerignore           # Excludes files from Docker build</w:t>
         <w:br/>
         <w:t>└── generate_report.py       # Word document generator</w:t>
       </w:r>
